--- a/tesis/5. Sprint 3 - RLS multi-tenant y staging (S9-S10)/S3-04 - Burndown Chart.docx
+++ b/tesis/5. Sprint 3 - RLS multi-tenant y staging (S9-S10)/S3-04 - Burndown Chart.docx
@@ -9,7 +9,7 @@
           <w:color w:val="1F3A5F"/>
           <w:sz w:val="40"/>
         </w:rPr>
-        <w:t xml:space="preserve">Burndown Chart — Sprint 3 (parcial)</w:t>
+        <w:t xml:space="preserve">Burndown Chart — Sprint 3</w:t>
       </w:r>
     </w:p>
     <w:tbl>
@@ -69,7 +69,7 @@
           </w:tcPr>
           <w:p>
             <w:r>
-              <w:t xml:space="preserve">S3-04 — Burndown Chart — Sprint 3 (parcial)</w:t>
+              <w:t xml:space="preserve">S3-04 — Burndown Chart — Sprint 3</w:t>
             </w:r>
           </w:p>
         </w:tc>
@@ -121,7 +121,7 @@
           </w:tcPr>
           <w:p>
             <w:r>
-              <w:t xml:space="preserve">Sprint 3 · S9–S10 (en curso)</w:t>
+              <w:t xml:space="preserve">Sprint 3 · S9–S10</w:t>
             </w:r>
           </w:p>
         </w:tc>
@@ -147,7 +147,7 @@
           </w:tcPr>
           <w:p>
             <w:r>
-              <w:t xml:space="preserve">08-10-2026</w:t>
+              <w:t xml:space="preserve">16-10-2026</w:t>
             </w:r>
           </w:p>
         </w:tc>
@@ -173,7 +173,7 @@
           </w:tcPr>
           <w:p>
             <w:r>
-              <w:t xml:space="preserve">1.0</w:t>
+              <w:t xml:space="preserve">1.2</w:t>
             </w:r>
           </w:p>
         </w:tc>
@@ -212,7 +212,7 @@
           <w:b w:val="0"/>
           <w:i w:val="0"/>
         </w:rPr>
-        <w:t xml:space="preserve">Trabajo total planificado: 55 h en 10 días hábiles. Gráfico actualizado al cierre del 08-10-2026.</w:t>
+        <w:t xml:space="preserve">Trabajo total planificado: 55 h en 10 días hábiles. Gráfico final al cierre del sprint (16-10-2026).</w:t>
       </w:r>
     </w:p>
     <w:p>
@@ -588,77 +588,77 @@
               <w:rPr>
                 <w:sz w:val="15"/>
               </w:rPr>
-              <w:t xml:space="preserve"/>
-            </w:r>
-          </w:p>
-        </w:tc>
-        <w:tc>
-          <w:tcPr>
-            <w:tcW w:type="dxa" w:w="812"/>
-          </w:tcPr>
-          <w:p>
-            <w:r/>
-            <w:r>
-              <w:rPr>
-                <w:sz w:val="15"/>
-              </w:rPr>
-              <w:t xml:space="preserve"/>
-            </w:r>
-          </w:p>
-        </w:tc>
-        <w:tc>
-          <w:tcPr>
-            <w:tcW w:type="dxa" w:w="812"/>
-          </w:tcPr>
-          <w:p>
-            <w:r/>
-            <w:r>
-              <w:rPr>
-                <w:sz w:val="15"/>
-              </w:rPr>
-              <w:t xml:space="preserve"/>
-            </w:r>
-          </w:p>
-        </w:tc>
-        <w:tc>
-          <w:tcPr>
-            <w:tcW w:type="dxa" w:w="812"/>
-          </w:tcPr>
-          <w:p>
-            <w:r/>
-            <w:r>
-              <w:rPr>
-                <w:sz w:val="15"/>
-              </w:rPr>
-              <w:t xml:space="preserve"/>
-            </w:r>
-          </w:p>
-        </w:tc>
-        <w:tc>
-          <w:tcPr>
-            <w:tcW w:type="dxa" w:w="812"/>
-          </w:tcPr>
-          <w:p>
-            <w:r/>
-            <w:r>
-              <w:rPr>
-                <w:sz w:val="15"/>
-              </w:rPr>
-              <w:t xml:space="preserve"/>
-            </w:r>
-          </w:p>
-        </w:tc>
-        <w:tc>
-          <w:tcPr>
-            <w:tcW w:type="dxa" w:w="812"/>
-          </w:tcPr>
-          <w:p>
-            <w:r/>
-            <w:r>
-              <w:rPr>
-                <w:sz w:val="15"/>
-              </w:rPr>
-              <w:t xml:space="preserve"/>
+              <w:t xml:space="preserve">28</w:t>
+            </w:r>
+          </w:p>
+        </w:tc>
+        <w:tc>
+          <w:tcPr>
+            <w:tcW w:type="dxa" w:w="812"/>
+          </w:tcPr>
+          <w:p>
+            <w:r/>
+            <w:r>
+              <w:rPr>
+                <w:sz w:val="15"/>
+              </w:rPr>
+              <w:t xml:space="preserve">23</w:t>
+            </w:r>
+          </w:p>
+        </w:tc>
+        <w:tc>
+          <w:tcPr>
+            <w:tcW w:type="dxa" w:w="812"/>
+          </w:tcPr>
+          <w:p>
+            <w:r/>
+            <w:r>
+              <w:rPr>
+                <w:sz w:val="15"/>
+              </w:rPr>
+              <w:t xml:space="preserve">18</w:t>
+            </w:r>
+          </w:p>
+        </w:tc>
+        <w:tc>
+          <w:tcPr>
+            <w:tcW w:type="dxa" w:w="812"/>
+          </w:tcPr>
+          <w:p>
+            <w:r/>
+            <w:r>
+              <w:rPr>
+                <w:sz w:val="15"/>
+              </w:rPr>
+              <w:t xml:space="preserve">13</w:t>
+            </w:r>
+          </w:p>
+        </w:tc>
+        <w:tc>
+          <w:tcPr>
+            <w:tcW w:type="dxa" w:w="812"/>
+          </w:tcPr>
+          <w:p>
+            <w:r/>
+            <w:r>
+              <w:rPr>
+                <w:sz w:val="15"/>
+              </w:rPr>
+              <w:t xml:space="preserve">5</w:t>
+            </w:r>
+          </w:p>
+        </w:tc>
+        <w:tc>
+          <w:tcPr>
+            <w:tcW w:type="dxa" w:w="812"/>
+          </w:tcPr>
+          <w:p>
+            <w:r/>
+            <w:r>
+              <w:rPr>
+                <w:sz w:val="15"/>
+              </w:rPr>
+              <w:t xml:space="preserve">0</w:t>
             </w:r>
           </w:p>
         </w:tc>
@@ -678,7 +678,7 @@
         <w:pStyle w:val="ListBullet"/>
       </w:pPr>
       <w:r>
-        <w:t xml:space="preserve">A día 4 quedan 33 h, justo en la línea ideal (33 h).</w:t>
+        <w:t xml:space="preserve">El sprint cerró en 0 h: el día 10 se quemaron las últimas 5 h (T3.14 y T3.13: Review, Retrospective y Release v1.3.0). Se trabajaron las 55 h planificadas.</w:t>
       </w:r>
     </w:p>
     <w:p>
@@ -686,7 +686,7 @@
         <w:pStyle w:val="ListBullet"/>
       </w:pPr>
       <w:r>
-        <w:t xml:space="preserve">El día 1 se quemaron solo 2 h porque fue el día de la Sprint Planning y de la lectura de las observaciones de la docente guía.</w:t>
+        <w:t xml:space="preserve">El día 1 se quemaron solo 2 h porque fue el día de la Sprint Planning y de la lectura de las observaciones de la docente guía; los días 2 y 3 se recuperó (7 y 8 h).</w:t>
       </w:r>
     </w:p>
     <w:p>
@@ -694,7 +694,7 @@
         <w:pStyle w:val="ListBullet"/>
       </w:pPr>
       <w:r>
-        <w:t xml:space="preserve">Los días 2 y 3 se quemó sobre el ideal (7 y 8 h): el diseño de RLS se resolvió temprano con el rol app_runtime, y la migración y su verificación SQL salieron sin retrabajo.</w:t>
+        <w:t xml:space="preserve">Los días 5 y 6 se quemaron 5 h por día, cerca del ideal: el crash de $use al arrancar el backend (T3.4) se corrigió con $extends el mismo día, y T3.6 y T3.7 salieron sin retrabajo.</w:t>
       </w:r>
     </w:p>
     <w:p>
@@ -702,7 +702,23 @@
         <w:pStyle w:val="ListBullet"/>
       </w:pPr>
       <w:r>
-        <w:t xml:space="preserve">Riesgo para la segunda mitad: IMP-11 (sin conectividad directa a la base) e IMP-12 (Render sigue conectando como postgres) pueden frenar el smoke test HTTP y staging.</w:t>
+        <w:t xml:space="preserve">Los días 7 y 8 quedaron bajo el ideal (5 h por día, hasta 2 h de brecha): IMP-13 (límite de 2 proyectos en Supabase) y cuatro bugs en cadena del deploy de staging en Render (T3.9).</w:t>
+      </w:r>
+    </w:p>
+    <w:p>
+      <w:pPr>
+        <w:pStyle w:val="ListBullet"/>
+      </w:pPr>
+      <w:r>
+        <w:t xml:space="preserve">El día 9 se quemaron 8 h (T3.10 y T3.11) y la brecha se cerró. El bug de RLS en JwtAuthGuard que encontró el smoke test se corrigió dentro de las horas de T3.11.</w:t>
+      </w:r>
+    </w:p>
+    <w:p>
+      <w:pPr>
+        <w:pStyle w:val="ListBullet"/>
+      </w:pPr>
+      <w:r>
+        <w:t xml:space="preserve">El burndown mide horas, no puntos: las 5 h de HU-12 se quemaron aunque la historia no se aceptó en la Review (velocidad 21 de 26 puntos).</w:t>
       </w:r>
     </w:p>
     <w:sectPr>
